--- a/Part 2 documentation.docx
+++ b/Part 2 documentation.docx
@@ -71,6 +71,12 @@
           <w:lang w:val="en-GB"/>
         </w:rPr>
         <w:t>I also used less html structures like line break and used more padding and margin (add space around content). For my products page I changed the html structure by using the div class to create a description for my product description and prices</w:t>
+      </w:r>
+      <w:r>
+        <w:rPr>
+          <w:lang w:val="en-GB"/>
+        </w:rPr>
+        <w:t>.</w:t>
       </w:r>
     </w:p>
     <w:p>
